--- a/Task Report.docx
+++ b/Task Report.docx
@@ -72,7 +72,7 @@
           <w:numId w:val="3"/>
         </w:numPr>
         <w:rPr>
-          <w:rFonts w:ascii="Bahnschrift" w:hAnsi="Bahnschrift" w:hint="cs"/>
+          <w:rFonts w:ascii="Bahnschrift" w:hAnsi="Bahnschrift"/>
           <w:color w:val="000000" w:themeColor="text1"/>
           <w:rtl/>
         </w:rPr>
@@ -199,7 +199,7 @@
           <w:numId w:val="4"/>
         </w:numPr>
         <w:rPr>
-          <w:rFonts w:ascii="Bahnschrift" w:hAnsi="Bahnschrift" w:hint="cs"/>
+          <w:rFonts w:ascii="Bahnschrift" w:hAnsi="Bahnschrift"/>
           <w:color w:val="00B050"/>
           <w:sz w:val="32"/>
           <w:szCs w:val="32"/>
@@ -311,7 +311,7 @@
           <w:numId w:val="3"/>
         </w:numPr>
         <w:rPr>
-          <w:rFonts w:ascii="Bahnschrift" w:hAnsi="Bahnschrift" w:hint="cs"/>
+          <w:rFonts w:ascii="Bahnschrift" w:hAnsi="Bahnschrift"/>
         </w:rPr>
       </w:pPr>
       <w:r>
@@ -422,7 +422,7 @@
           <w:numId w:val="5"/>
         </w:numPr>
         <w:rPr>
-          <w:rFonts w:ascii="Bahnschrift" w:hAnsi="Bahnschrift" w:hint="cs"/>
+          <w:rFonts w:ascii="Bahnschrift" w:hAnsi="Bahnschrift"/>
           <w:color w:val="00B050"/>
           <w:sz w:val="28"/>
           <w:szCs w:val="28"/>
@@ -456,7 +456,7 @@
           <w:numId w:val="9"/>
         </w:numPr>
         <w:rPr>
-          <w:rFonts w:ascii="Bahnschrift" w:hAnsi="Bahnschrift" w:hint="cs"/>
+          <w:rFonts w:ascii="Bahnschrift" w:hAnsi="Bahnschrift"/>
         </w:rPr>
       </w:pPr>
       <w:r>
@@ -494,7 +494,7 @@
           <w:numId w:val="10"/>
         </w:numPr>
         <w:rPr>
-          <w:rFonts w:ascii="Bahnschrift" w:hAnsi="Bahnschrift" w:hint="cs"/>
+          <w:rFonts w:ascii="Bahnschrift" w:hAnsi="Bahnschrift"/>
           <w:color w:val="00B050"/>
           <w:sz w:val="28"/>
           <w:szCs w:val="28"/>
@@ -528,7 +528,7 @@
           <w:numId w:val="13"/>
         </w:numPr>
         <w:rPr>
-          <w:rFonts w:ascii="Bahnschrift" w:hAnsi="Bahnschrift" w:hint="cs"/>
+          <w:rFonts w:ascii="Bahnschrift" w:hAnsi="Bahnschrift"/>
           <w:color w:val="00B050"/>
           <w:sz w:val="28"/>
           <w:szCs w:val="28"/>
@@ -707,7 +707,7 @@
           <w:numId w:val="4"/>
         </w:numPr>
         <w:rPr>
-          <w:rFonts w:ascii="Bahnschrift" w:hAnsi="Bahnschrift" w:hint="cs"/>
+          <w:rFonts w:ascii="Bahnschrift" w:hAnsi="Bahnschrift"/>
           <w:color w:val="00B050"/>
           <w:sz w:val="32"/>
           <w:szCs w:val="32"/>
@@ -803,15 +803,7 @@
         <w:rPr>
           <w:rFonts w:ascii="Bahnschrift" w:hAnsi="Bahnschrift"/>
         </w:rPr>
-        <w:t xml:space="preserve"> instead of F</w:t>
-      </w:r>
-      <w:bookmarkStart w:id="0" w:name="_GoBack"/>
-      <w:bookmarkEnd w:id="0"/>
-      <w:r>
-        <w:rPr>
-          <w:rFonts w:ascii="Bahnschrift" w:hAnsi="Bahnschrift"/>
-        </w:rPr>
-        <w:t>AISS index.</w:t>
+        <w:t xml:space="preserve"> instead of FAISS index.</w:t>
       </w:r>
     </w:p>
     <w:p>
@@ -2051,6 +2043,8 @@
               </w:rPr>
               <w:t>couldn't</w:t>
             </w:r>
+            <w:bookmarkStart w:id="0" w:name="_GoBack"/>
+            <w:bookmarkEnd w:id="0"/>
             <w:r>
               <w:rPr>
                 <w:rStyle w:val="HTMLCode"/>
@@ -2135,7 +2129,6 @@
                 <w:sz w:val="24"/>
                 <w:szCs w:val="24"/>
                 <w:rtl/>
-                <w:lang w:bidi="ar-EG"/>
               </w:rPr>
             </w:pPr>
             <w:r>
@@ -2146,6 +2139,17 @@
               </w:rPr>
               <w:t>Does the device support Wi-Fi Connectivity?</w:t>
             </w:r>
+          </w:p>
+          <w:p>
+            <w:pPr>
+              <w:jc w:val="center"/>
+              <w:rPr>
+                <w:rFonts w:ascii="Bahnschrift" w:hAnsi="Bahnschrift"/>
+                <w:sz w:val="24"/>
+                <w:szCs w:val="24"/>
+                <w:rtl/>
+              </w:rPr>
+            </w:pPr>
           </w:p>
         </w:tc>
         <w:tc>
@@ -2227,7 +2231,7 @@
     <w:p>
       <w:pPr>
         <w:rPr>
-          <w:rFonts w:ascii="Bahnschrift" w:hAnsi="Bahnschrift" w:hint="cs"/>
+          <w:rFonts w:ascii="Bahnschrift" w:hAnsi="Bahnschrift"/>
           <w:color w:val="00B050"/>
           <w:sz w:val="32"/>
           <w:szCs w:val="32"/>

--- a/Task Report.docx
+++ b/Task Report.docx
@@ -766,7 +766,20 @@
         <w:rPr>
           <w:rFonts w:ascii="Bahnschrift" w:hAnsi="Bahnschrift"/>
         </w:rPr>
-        <w:t>To improve the system, I would preprocess all documents once, save the FAISS index to disk, and load it when the application starts instead of rebuilding it every time. I would also store document metadata (such as document ID and page number) with each chunk, allowing the system to identify the correct document when returning results. If the dataset continued to grow, I would consider using a more scalable ve</w:t>
+        <w:t>To improve the system, I would preprocess all documents once, save the FAISS index to disk, and load it when the application starts instead of rebuilding it every time. I would also store document metadata (such as document ID and page number) with each chunk, allowing the system to identify the correct document when returning results. If the dataset continued to grow, I would</w:t>
+      </w:r>
+      <w:r>
+        <w:rPr>
+          <w:rFonts w:ascii="Bahnschrift" w:hAnsi="Bahnschrift" w:hint="cs"/>
+          <w:rtl/>
+        </w:rPr>
+        <w:t xml:space="preserve"> </w:t>
+      </w:r>
+      <w:r>
+        <w:rPr>
+          <w:rFonts w:ascii="Bahnschrift" w:hAnsi="Bahnschrift"/>
+        </w:rPr>
+        <w:t>consider using a more scalable ve</w:t>
       </w:r>
       <w:r>
         <w:rPr>
@@ -1915,7 +1928,18 @@
                 <w:sz w:val="24"/>
                 <w:szCs w:val="24"/>
               </w:rPr>
-              <w:t xml:space="preserve"> find the </w:t>
+              <w:t xml:space="preserve"> find the</w:t>
+            </w:r>
+            <w:bookmarkStart w:id="0" w:name="_GoBack"/>
+            <w:bookmarkEnd w:id="0"/>
+            <w:r>
+              <w:rPr>
+                <w:rStyle w:val="HTMLCode"/>
+                <w:rFonts w:ascii="Bahnschrift" w:eastAsiaTheme="minorHAnsi" w:hAnsi="Bahnschrift"/>
+                <w:sz w:val="24"/>
+                <w:szCs w:val="24"/>
+              </w:rPr>
+              <w:t xml:space="preserve"> </w:t>
             </w:r>
             <w:r>
               <w:rPr>
@@ -2043,8 +2067,6 @@
               </w:rPr>
               <w:t>couldn't</w:t>
             </w:r>
-            <w:bookmarkStart w:id="0" w:name="_GoBack"/>
-            <w:bookmarkEnd w:id="0"/>
             <w:r>
               <w:rPr>
                 <w:rStyle w:val="HTMLCode"/>
@@ -2125,7 +2147,7 @@
               <w:spacing w:before="240"/>
               <w:jc w:val="center"/>
               <w:rPr>
-                <w:rFonts w:ascii="Bahnschrift" w:hAnsi="Bahnschrift" w:hint="cs"/>
+                <w:rFonts w:ascii="Bahnschrift" w:hAnsi="Bahnschrift"/>
                 <w:sz w:val="24"/>
                 <w:szCs w:val="24"/>
                 <w:rtl/>
@@ -2241,7 +2263,7 @@
       </w:pPr>
     </w:p>
     <w:sectPr>
-      <w:pgSz w:w="12240" w:h="21600" w:code="5"/>
+      <w:pgSz w:w="12240" w:h="22176" w:code="5"/>
       <w:pgMar w:top="1440" w:right="1440" w:bottom="1440" w:left="1440" w:header="720" w:footer="720" w:gutter="0"/>
       <w:cols w:space="720"/>
       <w:docGrid w:linePitch="360"/>
@@ -2485,17 +2507,19 @@
   <w:abstractNum w:abstractNumId="2">
     <w:nsid w:val="2523722A"/>
     <w:multiLevelType w:val="hybridMultilevel"/>
-    <w:tmpl w:val="B3DEF294"/>
-    <w:lvl w:ilvl="0" w:tplc="04090009">
-      <w:start w:val="1"/>
-      <w:numFmt w:val="bullet"/>
-      <w:lvlText w:val=""/>
+    <w:tmpl w:val="8E200A7C"/>
+    <w:lvl w:ilvl="0" w:tplc="93A82836">
+      <w:start w:val="1"/>
+      <w:numFmt w:val="bullet"/>
+      <w:lvlText w:val=""/>
       <w:lvlJc w:val="left"/>
       <w:pPr>
         <w:ind w:left="720" w:hanging="360"/>
       </w:pPr>
       <w:rPr>
-        <w:rFonts w:ascii="Wingdings" w:hAnsi="Wingdings" w:hint="default"/>
+        <w:rFonts w:ascii="Symbol" w:hAnsi="Symbol" w:hint="default"/>
+        <w:sz w:val="40"/>
+        <w:szCs w:val="40"/>
       </w:rPr>
     </w:lvl>
     <w:lvl w:ilvl="1" w:tplc="04090003" w:tentative="1">
@@ -3028,19 +3052,19 @@
   <w:abstractNum w:abstractNumId="7">
     <w:nsid w:val="478F7EB9"/>
     <w:multiLevelType w:val="hybridMultilevel"/>
-    <w:tmpl w:val="9A867A52"/>
-    <w:lvl w:ilvl="0" w:tplc="3BEC2DFC">
-      <w:start w:val="1"/>
-      <w:numFmt w:val="bullet"/>
-      <w:lvlText w:val=""/>
+    <w:tmpl w:val="AC62CFA2"/>
+    <w:lvl w:ilvl="0" w:tplc="23BE850A">
+      <w:start w:val="1"/>
+      <w:numFmt w:val="bullet"/>
+      <w:lvlText w:val=""/>
       <w:lvlJc w:val="left"/>
       <w:pPr>
         <w:ind w:left="720" w:hanging="360"/>
       </w:pPr>
       <w:rPr>
-        <w:rFonts w:ascii="Wingdings" w:hAnsi="Wingdings" w:hint="default"/>
-        <w:sz w:val="32"/>
-        <w:szCs w:val="32"/>
+        <w:rFonts w:ascii="Symbol" w:hAnsi="Symbol" w:hint="default"/>
+        <w:sz w:val="40"/>
+        <w:szCs w:val="40"/>
       </w:rPr>
     </w:lvl>
     <w:lvl w:ilvl="1" w:tplc="04090003" w:tentative="1">
@@ -3143,19 +3167,19 @@
   <w:abstractNum w:abstractNumId="8">
     <w:nsid w:val="47ED025D"/>
     <w:multiLevelType w:val="hybridMultilevel"/>
-    <w:tmpl w:val="04CE964A"/>
-    <w:lvl w:ilvl="0" w:tplc="42EA75F6">
-      <w:start w:val="1"/>
-      <w:numFmt w:val="bullet"/>
-      <w:lvlText w:val=""/>
+    <w:tmpl w:val="94F4D2D2"/>
+    <w:lvl w:ilvl="0" w:tplc="629A2C38">
+      <w:start w:val="1"/>
+      <w:numFmt w:val="bullet"/>
+      <w:lvlText w:val=""/>
       <w:lvlJc w:val="left"/>
       <w:pPr>
         <w:ind w:left="720" w:hanging="360"/>
       </w:pPr>
       <w:rPr>
-        <w:rFonts w:ascii="Wingdings" w:hAnsi="Wingdings" w:hint="default"/>
-        <w:sz w:val="32"/>
-        <w:szCs w:val="32"/>
+        <w:rFonts w:ascii="Symbol" w:hAnsi="Symbol" w:hint="default"/>
+        <w:sz w:val="40"/>
+        <w:szCs w:val="40"/>
       </w:rPr>
     </w:lvl>
     <w:lvl w:ilvl="1" w:tplc="04090003" w:tentative="1">
@@ -3258,19 +3282,19 @@
   <w:abstractNum w:abstractNumId="9">
     <w:nsid w:val="4A0E4F80"/>
     <w:multiLevelType w:val="hybridMultilevel"/>
-    <w:tmpl w:val="F8848350"/>
-    <w:lvl w:ilvl="0" w:tplc="1A64F234">
-      <w:start w:val="1"/>
-      <w:numFmt w:val="bullet"/>
-      <w:lvlText w:val=""/>
+    <w:tmpl w:val="4CA60CEE"/>
+    <w:lvl w:ilvl="0" w:tplc="87D2EE18">
+      <w:start w:val="1"/>
+      <w:numFmt w:val="bullet"/>
+      <w:lvlText w:val=""/>
       <w:lvlJc w:val="left"/>
       <w:pPr>
         <w:ind w:left="720" w:hanging="360"/>
       </w:pPr>
       <w:rPr>
-        <w:rFonts w:ascii="Wingdings" w:hAnsi="Wingdings" w:hint="default"/>
-        <w:sz w:val="32"/>
-        <w:szCs w:val="32"/>
+        <w:rFonts w:ascii="Symbol" w:hAnsi="Symbol" w:hint="default"/>
+        <w:sz w:val="40"/>
+        <w:szCs w:val="40"/>
       </w:rPr>
     </w:lvl>
     <w:lvl w:ilvl="1" w:tplc="04090003" w:tentative="1">
